--- a/modelos_prod/PropostaGeorreferenciamentoINCRA-II.docx
+++ b/modelos_prod/PropostaGeorreferenciamentoINCRA-II.docx
@@ -99,7 +99,7 @@
           <w:color w:val="000000"/>
           <w:sz w:val="24"/>
         </w:rPr>
-        <w:t xml:space="preserve">${Cidade}, ${DExrenso}                                          </w:t>
+        <w:t xml:space="preserve">${Cidade}, ##TEMP_${data_extenso}##                                          </w:t>
       </w:r>
       <w:r>
         <w:rPr>
@@ -119,7 +119,7 @@
           <w:color w:val="000000"/>
           <w:sz w:val="24"/>
         </w:rPr>
-        <w:t xml:space="preserve"> ${numero_proposta}</w:t>
+        <w:t xml:space="preserve"> ##TEMP_${numero_proposta}##</w:t>
       </w:r>
       <w:r>
         <w:rPr>
@@ -312,7 +312,7 @@
           <w:color w:val="000000"/>
           <w:sz w:val="24"/>
         </w:rPr>
-        <w:t xml:space="preserve"> ${nome_cliente_salvo}</w:t>
+        <w:t xml:space="preserve"> ##TEMP_${nome_cliente}##</w:t>
       </w:r>
       <w:r/>
     </w:p>
@@ -340,7 +340,7 @@
           <w:color w:val="000000"/>
           <w:sz w:val="24"/>
         </w:rPr>
-        <w:t xml:space="preserve">E-mail:</w:t>
+        <w:t xml:space="preserve">E-${email_cliente}:</w:t>
       </w:r>
       <w:r>
         <w:rPr>
@@ -348,7 +348,7 @@
           <w:color w:val="000000"/>
           <w:sz w:val="24"/>
         </w:rPr>
-        <w:t xml:space="preserve"> ${email_salvo}</w:t>
+        <w:t xml:space="preserve"> ##TEMP_##TEMP_e${email_cliente}_salvo####</w:t>
       </w:r>
       <w:r/>
     </w:p>
@@ -384,7 +384,7 @@
           <w:color w:val="000000"/>
           <w:sz w:val="24"/>
         </w:rPr>
-        <w:t xml:space="preserve"> ${whatsapp_salvo}</w:t>
+        <w:t xml:space="preserve"> ##TEMP_##TEMP_${whatsapp_cliente}_salvo####</w:t>
       </w:r>
       <w:r/>
     </w:p>
@@ -444,7 +444,7 @@
           <w:color w:val="000000"/>
           <w:sz w:val="24"/>
         </w:rPr>
-        <w:t xml:space="preserve"> ${endereco_obra}</w:t>
+        <w:t xml:space="preserve"> ##TEMP_${endereco_obra}##</w:t>
       </w:r>
       <w:r/>
     </w:p>
@@ -480,7 +480,7 @@
           <w:color w:val="000000"/>
           <w:sz w:val="24"/>
         </w:rPr>
-        <w:t xml:space="preserve"> ${cidade_obra} – ${estado_obra}</w:t>
+        <w:t xml:space="preserve"> ##TEMP_${cidade_obra}## – ##TEMP_${estado_obra}##</w:t>
       </w:r>
       <w:r/>
     </w:p>
@@ -615,7 +615,7 @@
           <w:color w:val="000000"/>
           <w:sz w:val="24"/>
         </w:rPr>
-        <w:t xml:space="preserve">A ${Empresa} é especializada em </w:t>
+        <w:t xml:space="preserve">A ##TEMP_${empresa_nome}## é especializada em </w:t>
       </w:r>
       <w:r>
         <w:rPr>
@@ -995,7 +995,7 @@
           <w:color w:val="000000"/>
           <w:sz w:val="24"/>
         </w:rPr>
-        <w:t xml:space="preserve">${finalidade}</w:t>
+        <w:t xml:space="preserve">##TEMP_${finalidade_obra}##</w:t>
       </w:r>
       <w:r/>
     </w:p>
@@ -2746,7 +2746,7 @@
         </w:rPr>
         <w:t xml:space="preserve">VALOR GLOBAL DOS SERVIÇOS:</w:t>
         <w:br/>
-        <w:t xml:space="preserve">R$ ${ValorProposta} (${ValorExtenso})</w:t>
+        <w:t xml:space="preserve">R$ ##TEMP_${valor_total}## (##TEMP_${valor_extenso}##)</w:t>
       </w:r>
       <w:r/>
     </w:p>
@@ -2828,7 +2828,7 @@
           <w:color w:val="000000"/>
           <w:sz w:val="24"/>
         </w:rPr>
-        <w:t xml:space="preserve"> ${mobilizacao_percentual}% — R$ ${mobilizacao_valor}</w:t>
+        <w:t xml:space="preserve"> ${mobilizacao_percentual}% — R$ ##TEMP_${valor_entrada}##</w:t>
       </w:r>
       <w:r/>
     </w:p>
@@ -2864,7 +2864,7 @@
           <w:color w:val="000000"/>
           <w:sz w:val="24"/>
         </w:rPr>
-        <w:t xml:space="preserve"> ${restante_percentual}% — R$ ${restante_valor}</w:t>
+        <w:t xml:space="preserve"> ${restante_percentual}% — R$ ##TEMP_${valor_restante}##</w:t>
       </w:r>
       <w:r/>
     </w:p>
@@ -3032,7 +3032,7 @@
           <w:color w:val="000000"/>
           <w:sz w:val="24"/>
         </w:rPr>
-        <w:t xml:space="preserve"> ${Empresa}</w:t>
+        <w:t xml:space="preserve"> ##TEMP_${empresa_nome}##</w:t>
       </w:r>
       <w:r/>
     </w:p>
@@ -3060,7 +3060,7 @@
           <w:color w:val="000000"/>
           <w:sz w:val="24"/>
         </w:rPr>
-        <w:t xml:space="preserve">CNPJ:</w:t>
+        <w:t xml:space="preserve">${empresa_cnpj}:</w:t>
       </w:r>
       <w:r>
         <w:rPr>
@@ -3068,7 +3068,7 @@
           <w:color w:val="000000"/>
           <w:sz w:val="24"/>
         </w:rPr>
-        <w:t xml:space="preserve"> ${CNPJ}</w:t>
+        <w:t xml:space="preserve"> ##TEMP_${empresa_cnpj}##</w:t>
       </w:r>
       <w:r/>
     </w:p>
@@ -3096,7 +3096,7 @@
           <w:color w:val="000000"/>
           <w:sz w:val="24"/>
         </w:rPr>
-        <w:t xml:space="preserve">Chave PIX:</w:t>
+        <w:t xml:space="preserve">Chave ${chave_pix}:</w:t>
       </w:r>
       <w:r>
         <w:rPr>
@@ -3104,7 +3104,7 @@
           <w:color w:val="000000"/>
           <w:sz w:val="24"/>
         </w:rPr>
-        <w:t xml:space="preserve"> ${PIX}</w:t>
+        <w:t xml:space="preserve"> ##TEMP_${chave_pix}##</w:t>
       </w:r>
       <w:r/>
     </w:p>
@@ -3189,7 +3189,7 @@
           <w:color w:val="000000"/>
           <w:sz w:val="24"/>
         </w:rPr>
-        <w:t xml:space="preserve">A ${Empresa} atua com rigor técnico na execução de serviços de agrimensura e regularização fundiária, integrando metodologias clássicas de levantamento às modernas tecnologias de posicionamento por satélite e processamento geoespacial.</w:t>
+        <w:t xml:space="preserve">A ##TEMP_${empresa_nome}## atua com rigor técnico na execução de serviços de agrimensura e regularização fundiária, integrando metodologias clássicas de levantamento às modernas tecnologias de posicionamento por satélite e processamento geoespacial.</w:t>
       </w:r>
       <w:r/>
     </w:p>
@@ -3386,9 +3386,9 @@
           <w:color w:val="000000"/>
           <w:sz w:val="24"/>
         </w:rPr>
-        <w:t xml:space="preserve">${Empresa}</w:t>
+        <w:t xml:space="preserve">##TEMP_${empresa_nome}##</w:t>
         <w:br/>
-        <w:t xml:space="preserve"> Contato: ${whatsapp}</w:t>
+        <w:t xml:space="preserve"> Contato: ##TEMP_${whatsapp_cliente}##</w:t>
       </w:r>
       <w:r/>
     </w:p>
